--- a/presentations/Речь_Артамонов.docx
+++ b/presentations/Речь_Артамонов.docx
@@ -79,13 +79,13 @@
         <w:pStyle w:val="Heading2"/>
       </w:pPr>
       <w:r>
-        <w:t xml:space="preserve">Слайд 5. Реализация</w:t>
-      </w:r>
-    </w:p>
-    <w:p>
-      <w:pPr/>
-      <w:r>
-        <w:t xml:space="preserve">Плагин построен на событийно-ориентированной архитектуре: игровой код сообщает о действиях, а буферизация, отправка и обработка ответа выполняются внутри. Ядро — автозагружаемый модуль с единой точкой входа: инициализация, старт сессии, запись события и завершение игры. Офлайн-буфер в формате JSONL сохраняет события при отсутствии сети и досылает их при восстановлении связи. Полученные от сервера параметры — сложность, плотность противников и множитель добычи — передаются в игру через сигнал адаптации.</w:t>
+        <w:t xml:space="preserve">Слайд 5. Жизненный цикл на клиенте</w:t>
+      </w:r>
+    </w:p>
+    <w:p>
+      <w:pPr/>
+      <w:r>
+        <w:t xml:space="preserve">Работа плагина описывается жизненным циклом сессии. Сначала плагин подключается к серверу: читает настройки и проверяет доступность. Затем открывается сессия, и сервер выдаёт её идентификатор. Во время игры вызов track() фиксирует события, которые накапливаются в буфере. По таймеру или заполнению буфера батч уходит на сервер, а в ответе приходят параметры адаптации и применяются в игре. Цикл «сбор — отправка — адаптация» повторяется в течение всей сессии; по завершении вызывается end_game, сессия закрывается и досылается остаток буфера.</w:t>
       </w:r>
     </w:p>
     <w:p>
@@ -222,21 +222,6 @@
       <w:color w:val="555555"/>
     </w:rPr>
   </w:style>
-  <w:style w:type="paragraph" w:styleId="Heading1">
-    <w:name w:val="heading 1"/>
-    <w:basedOn w:val="Normal"/>
-    <w:next w:val="Normal"/>
-    <w:pPr>
-      <w:spacing w:before="260" w:after="120"/>
-      <w:jc w:val="left"/>
-      <w:outlineLvl w:val="0"/>
-    </w:pPr>
-    <w:rPr>
-      <w:b/>
-      <w:color w:val="15497A"/>
-      <w:sz w:val="30"/>
-    </w:rPr>
-  </w:style>
   <w:style w:type="paragraph" w:styleId="Heading2">
     <w:name w:val="heading 2"/>
     <w:basedOn w:val="Normal"/>
@@ -251,17 +236,5 @@
       <w:sz w:val="26"/>
     </w:rPr>
   </w:style>
-  <w:style w:type="paragraph" w:styleId="Note">
-    <w:name w:val="Note"/>
-    <w:basedOn w:val="Normal"/>
-    <w:pPr>
-      <w:pBdr>
-        <w:left w:val="single" w:sz="18" w:space="8" w:color="1F9BD8"/>
-      </w:pBdr>
-      <w:shd w:val="clear" w:fill="F1F8FC"/>
-      <w:spacing w:after="140"/>
-      <w:ind w:left="200"/>
-    </w:pPr>
-  </w:style>
 </w:styles>
 </file>